--- a/일본판/5부/5부_2화_추천인_이십인.docx
+++ b/일본판/5부/5부_2화_추천인_이십인.docx
@@ -115,7 +115,7 @@
           <w:i w:val="0"/>
           <w:sz w:val="22"/>
         </w:rPr>
-        <w:t>無派閥の百五十八人から、貸し借りのない四十一人を選びました。出身委員会、過去の採決、政治資金収支報告書の寄附欄。どこの会にも、どこの後援会にも、借りがない人です。</w:t>
+        <w:t>無派閥の百五十八人から、貸し借りのない四十一人を選びました。出身委員会、過去の採決、政治資金収支報告書の寄附欄。どこの会にもどこの後援会にも、借りがない人です。</w:t>
       </w:r>
     </w:p>
     <w:p>
@@ -263,7 +263,7 @@
           <w:i w:val="0"/>
           <w:sz w:val="22"/>
         </w:rPr>
-        <w:t>じゃあ、あたしは、ここで。(机から離れた窓際の台に三つ置く)</w:t>
+        <w:t>じゃあ、あたしはここで。(机から離れた窓際の台に三つ置く)</w:t>
       </w:r>
     </w:p>
     <w:p>
@@ -370,7 +370,7 @@
           <w:i w:val="0"/>
           <w:sz w:val="22"/>
         </w:rPr>
-        <w:t>一包でも、物を渡せば、寄附の疑いが出ます。受け取る側の議員が、あとで「貰った」と言われるかもしれません。ですから、これは遼さんの分だけです。</w:t>
+        <w:t>一包でも物を渡せば、寄附の疑いが出ます。受け取る側の議員が、あとで「貰った」と言われるかもしれません。ですから、これは遼さんの分だけです。</w:t>
       </w:r>
     </w:p>
     <w:p>
@@ -393,7 +393,7 @@
           <w:i w:val="0"/>
           <w:sz w:val="22"/>
         </w:rPr>
-        <w:t>歩く人が、一人で飲むの。歩く間は、うちの湯呑みは持っていけないから。</w:t>
+        <w:t>歩く人が一人で飲むの。歩く間は、うちの湯呑みは持っていけないから。</w:t>
       </w:r>
     </w:p>
     <w:p>
@@ -439,7 +439,7 @@
           <w:i w:val="0"/>
           <w:sz w:val="22"/>
         </w:rPr>
-        <w:t>最後に。署名を頂いたら、その場で名前と日付と時刻を、私が帳簿に書きます。(万年筆の蓋を外す)数える仕事は、私の仕事でございます。数が合わなければ、誰のせいかも、私が書きます。</w:t>
+        <w:t>最後に。署名を頂いたら、その場で名前と日付と時刻を、私が帳簿に書きます。(万年筆の蓋を外す)数える仕事は私の仕事でございます。数が合わなければ、誰のせいかも、私が書きます。</w:t>
       </w:r>
     </w:p>
     <w:p>
@@ -584,7 +584,7 @@
           <w:i w:val="0"/>
           <w:sz w:val="22"/>
         </w:rPr>
-        <w:t>私にも、昨日、電話が来ました。「あの男は、急がずに、回る」とだけ。(用紙を引き寄せる)署名は、します。最初の一人に。</w:t>
+        <w:t>私にも昨日、電話が来ました。「あの男は急がずに、回る」とだけ。(用紙を引き寄せる)署名はします。最初の一人に。</w:t>
       </w:r>
     </w:p>
     <w:p>
@@ -630,7 +630,7 @@
           <w:i w:val="0"/>
           <w:sz w:val="22"/>
         </w:rPr>
-        <w:t>貸しにも借りにもなりたくない、からです。(万年筆で「令和六年八月一日 南大輔」と書き、議員印を押す)私は、どこにも入らなかった。入れてもらえなかった、のかもしれない。ですが、署名は、自分の字で書けます。(顔を上げる)落ちたら、笑ってください。</w:t>
+        <w:t>貸しにも借りにもなりたくない、からです。(万年筆で「令和六年八月一日 南大輔」と書き、議員印を押す)私はどこにも入らなかった。入れてもらえなかった、のかもしれない。ですが署名は、自分の字で書けます。(顔を上げる)落ちたら、笑ってください。</w:t>
       </w:r>
     </w:p>
     <w:p>
@@ -668,7 +668,7 @@
           <w:color w:val="555555"/>
           <w:sz w:val="22"/>
         </w:rPr>
-        <w:t>(榊が、廊下で待っていた。用紙を受け取り、字と印を確かめ、手帳に書く。)</w:t>
+        <w:t>(榊が廊下で待っていた。用紙を受け取り、字と印を確かめ、手帳に書く。)</w:t>
       </w:r>
     </w:p>
     <w:p>
@@ -798,7 +798,7 @@
           <w:i w:val="0"/>
           <w:sz w:val="22"/>
         </w:rPr>
-        <w:t>いいえ。分かるまで貸さない、というのは、貸さないための理由として、一番まっとうです。</w:t>
+        <w:t>いいえ。分かるまで貸さない、というのは貸さないための理由として、一番まっとうです。</w:t>
       </w:r>
     </w:p>
     <w:p>
@@ -876,7 +876,7 @@
           <w:color w:val="555555"/>
           <w:sz w:val="22"/>
         </w:rPr>
-        <w:t>(2024年8月5日(月)午後。議員会館の三階から六階まで、遼は、アポイントを取った順に、一つずつ回る。灯が作った表に、赤と黒の印が増えていく。四時過ぎ、樋口勝美の部屋。五期目、六十一歳。壁に大きな漁港の写真。)</w:t>
+        <w:t>(2024年8月5日(月)午後。議員会館の三階から六階まで、遼はアポイントを取った順に、一つずつ回る。灯が作った表に赤と黒の印が増えていく。四時過ぎ、樋口勝美の部屋。五期目、六十一歳。壁に大きな漁港の写真。)</w:t>
       </w:r>
     </w:p>
     <w:p>
@@ -955,7 +955,7 @@
           <w:i w:val="0"/>
           <w:sz w:val="22"/>
         </w:rPr>
-        <w:t>頼み事のない人間は、珍しい。私は、君のお父上に会ったことが二度しかない。二度とも、挨拶だけだった。貸したことも、借りたことも、ない。</w:t>
+        <w:t>頼み事のない人間は、珍しい。私は君のお父上に会ったことが二度しかない。二度とも挨拶だけだった。貸したことも、借りたことも、ない。</w:t>
       </w:r>
     </w:p>
     <w:p>
@@ -978,7 +978,7 @@
           <w:i w:val="0"/>
           <w:sz w:val="22"/>
         </w:rPr>
-        <w:t>はい。僕も、樋口さんには、何もお貸ししていません。</w:t>
+        <w:t>はい。僕も樋口さんには、何もお貸ししていません。</w:t>
       </w:r>
     </w:p>
     <w:p>
@@ -1001,7 +1001,7 @@
           <w:i w:val="0"/>
           <w:sz w:val="22"/>
         </w:rPr>
-        <w:t>だから、書く。(用紙を引き寄せ、署名し、押印する)貸し借りのない者が、貸し借りのない候補に署名する。筋は通っている。(印を持ち上げて)私は、これで、どの会にも怒られない。怒られたら、その時に考える。</w:t>
+        <w:t>だから、書く。(用紙を引き寄せ、署名し、押印する)貸し借りのない者が、貸し借りのない候補に署名する。筋は通っている。(印を持ち上げて)私はこれでどの会にも怒られない。怒られたら、その時に考える。</w:t>
       </w:r>
     </w:p>
     <w:p>
@@ -1039,7 +1039,7 @@
           <w:color w:val="555555"/>
           <w:sz w:val="22"/>
         </w:rPr>
-        <w:t>(樋口の部屋を出ると、廊下に、別の議員が待っていた。女性、五十代、無派閥の議員。漁協の出身で、地元の海の話ばかりしてきた人である。)</w:t>
+        <w:t>(樋口の部屋を出ると、廊下に別の議員が待っていた。女性、五十代、無派閥の議員。漁協の出身で地元の海の話ばかりしてきた人である。)</w:t>
       </w:r>
     </w:p>
     <w:p>
@@ -1062,7 +1062,7 @@
           <w:i w:val="0"/>
           <w:sz w:val="22"/>
         </w:rPr>
-        <w:t>署名する前に、一つだけ、条件があります。</w:t>
+        <w:t>署名する前に一つだけ、条件があります。</w:t>
       </w:r>
     </w:p>
     <w:p>
@@ -1141,7 +1141,7 @@
           <w:i w:val="0"/>
           <w:sz w:val="22"/>
         </w:rPr>
-        <w:t>質問は、受けます。でも、署名への見返りにはしません。討論で取り上げるかどうかは、僕が、その質問が討論に値するか、決めます。取り上げなければ、署名を取り消してくれて構いません。</w:t>
+        <w:t>質問は、受けます。でも署名への見返りにはしません。討論で取り上げるかどうかは、僕がその質問が討論に値するか、決めます。取り上げなければ、署名を取り消してくれて構いません。</w:t>
       </w:r>
     </w:p>
     <w:p>
@@ -1174,7 +1174,7 @@
           <w:i w:val="0"/>
           <w:sz w:val="22"/>
         </w:rPr>
-        <w:t>それでいい。条件、と言いましたが、本当は、確かめたかっただけです。「はい」と言う人かどうか。(署名して押印する)あなたは、言わなかった。だから、書きます。</w:t>
+        <w:t>それでいい。条件、と言いましたが、本当は確かめたかっただけです。「はい」と言う人かどうか。(署名して押印する)あなたは言わなかった。だから、書きます。</w:t>
       </w:r>
     </w:p>
     <w:p>
@@ -1390,7 +1390,7 @@
           <w:i w:val="0"/>
           <w:sz w:val="22"/>
         </w:rPr>
-        <w:t>僕のほうも、明日の午前十時に、党本部で会見をする。(紙を指す)出る、と言う。同じ三代目が、同じ椅子に手を伸ばす。報道は、そのように書くだろう。</w:t>
+        <w:t>僕のほうも明日の午前十時に、党本部で会見をする。(紙を指す)出る、と言う。同じ三代目が、同じ椅子に手を伸ばす。報道はそのように書くだろう。</w:t>
       </w:r>
     </w:p>
     <w:p>
@@ -1436,7 +1436,7 @@
           <w:i w:val="0"/>
           <w:sz w:val="22"/>
         </w:rPr>
-        <w:t>一つ、言っておく。(声を落とす)僕の名前で、君の推薦人に電話をかけろと言った者は、いない。僕は、言っていない。</w:t>
+        <w:t>一つ、言っておく。(声を落とす)僕の名前で君の推薦人に電話をかけろと言った者は、いない。僕は言っていない。</w:t>
       </w:r>
     </w:p>
     <w:p>
@@ -1482,7 +1482,7 @@
           <w:i w:val="0"/>
           <w:sz w:val="22"/>
         </w:rPr>
-        <w:t>ただ、(間)僕の名前を使う者は、出るかもしれない。陣営というのは、そういうものだ。親父の時もそうだった。誰も命じていないのに、誰かが動く。命じた者の顔だけが見えない。</w:t>
+        <w:t>ただ(間)僕の名前を使う者は、出るかもしれない。陣営というのは、そういうものだ。親父の時もそうだった。誰も命じていないのに、誰かが動く。命じた者の顔だけが見えない。</w:t>
       </w:r>
     </w:p>
     <w:p>
@@ -1528,7 +1528,7 @@
           <w:i w:val="0"/>
           <w:sz w:val="22"/>
         </w:rPr>
-        <w:t>約束はできない。できないことを約束するのが、僕は、嫌いだ。(少し笑う)父が、「預かっている」と言っていた。預かったものは、返すまで責任がある。僕は、人の名前を預かったことは、ない。預けられるだけだ。</w:t>
+        <w:t>約束はできない。できないことを約束するのが、僕は嫌いだ。(少し笑う)父が「預かっている」と言っていた。預かったものは、返すまで責任がある。僕は、人の名前を預かったことは、ない。預けられるだけだ。</w:t>
       </w:r>
     </w:p>
     <w:p>
@@ -1681,7 +1681,7 @@
           <w:i w:val="0"/>
           <w:sz w:val="22"/>
         </w:rPr>
-        <w:t>二十人、揃うといいな。(間)揃わなければ、僕は、君のことを、一生、「出なかった三代目」と思うだろう。</w:t>
+        <w:t>二十人、揃うといいな。(間)揃わなければ、僕は君のことを一生、「出なかった三代目」と思うだろう。</w:t>
       </w:r>
     </w:p>
     <w:p>
@@ -1734,7 +1734,7 @@
           <w:color w:val="555555"/>
           <w:sz w:val="22"/>
         </w:rPr>
-        <w:t>(2024年8月9日(金)午後八時。七一五号室。壁の〇のうち、六つが黒く塗りつぶされている。机の上に、茶色の封筒と、コピーされた紙が一枚。三浦が湯呑みを三つ並べる。榊は小机で、六枚の用紙を一枚ずつ、定規を当てて確認している。)</w:t>
+        <w:t>(2024年8月9日(金)午後八時。七一五号室。壁の〇のうち、六つが黒く塗りつぶされている。机の上に茶色の封筒と、コピーされた紙が一枚。三浦が湯呑みを三つ並べる。榊は小机で、六枚の用紙を一枚ずつ、定規を当てて確認している。)</w:t>
       </w:r>
     </w:p>
     <w:p>
@@ -1757,7 +1757,7 @@
           <w:i w:val="0"/>
           <w:sz w:val="22"/>
         </w:rPr>
-        <w:t>今日、南さんが届けてくださった文書です。政策集団連絡会の名前で、四つの会の会員に、昨日付で回りました。(紙を読む)「推薦人についての申し合わせ。会員は、他の候補者の推薦人となることを妨げられないが、推薦人となる前に、所属する会の事務局に連絡することが望ましい」。</w:t>
+        <w:t>今日、南さんが届けてくださった文書です。政策集団連絡会の名前で、四つの会の会員に、昨日付で回りました。(紙を読む)「推薦人についての申し合わせ。会員は他の候補者の推薦人となることを妨げられないが、推薦人となる前に、所属する会の事務局に連絡することが望ましい」。</w:t>
       </w:r>
     </w:p>
     <w:p>
@@ -1803,7 +1803,7 @@
           <w:i w:val="0"/>
           <w:sz w:val="22"/>
         </w:rPr>
-        <w:t>規程五条の「共同して行動することを妨げない」の中に、収まる書き方です。禁止ではありません。連絡する義務も、ありません。ただ、「連絡」というのは、(言葉を探す)署名した後で、「なぜ連絡しなかった」と言う口実になります。</w:t>
+        <w:t>規程五条の「共同して行動することを妨げない」の中に収まる書き方です。禁止ではありません。連絡する義務も、ありません。ただ、「連絡」というのは、(言葉を探す)署名した後で、「なぜ連絡しなかった」と言う口実になります。</w:t>
       </w:r>
     </w:p>
     <w:p>
@@ -1849,7 +1849,7 @@
           <w:i w:val="0"/>
           <w:sz w:val="22"/>
         </w:rPr>
-        <w:t>連絡会の幹事、柏原さんです。七月十九日に、封筒を置いていった人。</w:t>
+        <w:t>連絡会の幹事、柏原さんです。七月十九日に封筒を置いていった人。</w:t>
       </w:r>
     </w:p>
     <w:p>
@@ -1928,7 +1928,7 @@
           <w:i w:val="0"/>
           <w:sz w:val="22"/>
         </w:rPr>
-        <w:t>本日、二名。八月五日の四名と合わせて、六名でございます。(手を止める)一点、ご報告があります。六枚のうち一枚に、日付の誤りがございました。「令和五年」と書かれています。</w:t>
+        <w:t>本日、二名。八月五日の四名と合わせて、六名でございます。(手を止める)一点ご報告があります。六枚のうち一枚に、日付の誤りがございました。「令和五年」と書かれています。</w:t>
       </w:r>
     </w:p>
     <w:p>
@@ -2081,7 +2081,7 @@
           <w:i w:val="0"/>
           <w:sz w:val="22"/>
         </w:rPr>
-        <w:t>今朝、行きました。旧潮音会の大関さんです。(間)「綾瀬の顧問を、頼まれたばかりだ」と。「署名は、できない」と。</w:t>
+        <w:t>今朝、行きました。旧潮音会の大関さんです。(間)「綾瀬の顧問を、頼まれたばかりだ」と。「署名はできない」と。</w:t>
       </w:r>
     </w:p>
     <w:p>
@@ -2206,7 +2206,7 @@
           <w:i w:val="0"/>
           <w:sz w:val="22"/>
         </w:rPr>
-        <w:t>湯呑みを、書類の近くに置くのは、おやめください。(静かに言い、わずかに間を置く)……ですが、今夜は、その距離で結構です。</w:t>
+        <w:t>湯呑みを書類の近くに置くのは、おやめください。(静かに言い、わずかに間を置く)……ですが今夜はその距離で結構です。</w:t>
       </w:r>
     </w:p>
     <w:p>
@@ -2274,7 +2274,7 @@
           <w:i w:val="0"/>
           <w:sz w:val="22"/>
         </w:rPr>
-        <w:t>先生は、(方言で)奥の座敷だべ。まだ、お客さんが来でっがら、ちょっと待っでけろ。</w:t>
+        <w:t>先生は(方言で)奥の座敷だべ。まだ、お客さんが来でっがら、ちょっと待っでけろ。</w:t>
       </w:r>
     </w:p>
     <w:p>
@@ -2320,7 +2320,7 @@
           <w:i w:val="0"/>
           <w:sz w:val="22"/>
         </w:rPr>
-        <w:t>なんも。盆は、お客さんが来る時だべ。(遼の手にあるクリアファイルを見て)ほれ、書類だべ。先生は、字が汚ねえがら、あんまり急がせねえでけろな。</w:t>
+        <w:t>なんも。盆はお客さんが来る時だべ。(遼の手にあるクリアファイルを見て)ほれ、書類だべ。先生は、字が汚ねえがら、あんまり急がせねえでけろな。</w:t>
       </w:r>
     </w:p>
     <w:p>
@@ -2442,7 +2442,7 @@
           <w:i w:val="0"/>
           <w:sz w:val="22"/>
         </w:rPr>
-        <w:t>それだけだ。(間)だから、気持ちが悪い。何も頼まない者が、わざわざ盆に来る。(用紙を受け取る)私は、頼まれるのは構わない。頼まれないふりをされるのが、嫌いなんだ。</w:t>
+        <w:t>それだけだ。(間)だから、気持ちが悪い。何も頼まない者が、わざわざ盆に来る。(用紙を受け取る)私は頼まれるのは構わない。頼まれないふりをされるのが、嫌いなんだ。</w:t>
       </w:r>
     </w:p>
     <w:p>
@@ -2488,7 +2488,7 @@
           <w:i w:val="0"/>
           <w:sz w:val="22"/>
         </w:rPr>
-        <w:t>する。(書き、押印する)この辺の海が、四年前から嫌いになっていた。君が裁判をしてくれた時から、少しずつ、また好きになっている。(印を離す)票を入れるかどうかは、別だがな。</w:t>
+        <w:t>する。(書き押印する)この辺の海が、四年前から嫌いになっていた。君が裁判をしてくれた時から、少しずつ、また好きになっている。(印を離す)票を入れるかどうかは、別だがな。</w:t>
       </w:r>
     </w:p>
     <w:p>
@@ -2610,7 +2610,7 @@
           <w:i w:val="0"/>
           <w:sz w:val="22"/>
         </w:rPr>
-        <w:t>そう。去年も一昨年も、あの人は、盆でも、家にいない人だったけれど。(立ち上がる)今年は、迎えるほうの席に、座らせます。</w:t>
+        <w:t>そう。去年も一昨年も、あの人は盆でも家にいない人だったけれど。(立ち上がる)今年は迎えるほうの席に、座らせます。</w:t>
       </w:r>
     </w:p>
     <w:p>
@@ -2656,7 +2656,7 @@
           <w:i w:val="0"/>
           <w:sz w:val="22"/>
         </w:rPr>
-        <w:t>何人。(間)聞かないのが私の仕事、と言ったでしょう。でも、数を言ってくれたら、あの人にも伝えられる。</w:t>
+        <w:t>何人。(間)聞かないのが私の仕事、と言ったでしょう。でも数を言ってくれたら、あの人にも伝えられる。</w:t>
       </w:r>
     </w:p>
     <w:p>
@@ -2679,7 +2679,7 @@
           <w:i w:val="0"/>
           <w:sz w:val="22"/>
         </w:rPr>
-        <w:t>八人です。あと、十二。</w:t>
+        <w:t>八人です。あと十二。</w:t>
       </w:r>
     </w:p>
     <w:p>
@@ -2702,7 +2702,7 @@
           <w:i w:val="0"/>
           <w:sz w:val="22"/>
         </w:rPr>
-        <w:t>八人。(皿の火を見たまま)あの人は、四十年かけて、数えきれないほどの名前を集めた。あなたは、二十四日で、二十人。(少し微笑む)比べたら、あなたのほうが、ずっと遅いわ。</w:t>
+        <w:t>八人。(皿の火を見たまま)あの人は四十年かけて、数えきれないほどの名前を集めた。あなたは二十四日で二十人。(少し微笑む)比べたら、あなたのほうが、ずっと遅いわ。</w:t>
       </w:r>
     </w:p>
     <w:p>
@@ -2748,7 +2748,7 @@
           <w:i w:val="0"/>
           <w:sz w:val="22"/>
         </w:rPr>
-        <w:t>ええ。だから、一人ずつの顔を、覚えていられる。(門の外を見る)お盆休みが明けたら、道が混むから。気をつけて。</w:t>
+        <w:t>ええ。だから一人ずつの顔を、覚えていられる。(門の外を見る)お盆休みが明けたら、道が混むから。気をつけて。</w:t>
       </w:r>
     </w:p>
     <w:p>
@@ -2763,7 +2763,7 @@
           <w:color w:val="555555"/>
           <w:sz w:val="22"/>
         </w:rPr>
-        <w:t>(遼は黙って頷く。麻幹の煙が、一本、まっすぐ、夜の空に上がっていく。)</w:t>
+        <w:t>(遼は黙って頷く。麻幹の煙が一本、まっすぐ、夜の空に上がっていく。)</w:t>
       </w:r>
     </w:p>
     <w:p>
@@ -2793,7 +2793,7 @@
           <w:color w:val="555555"/>
           <w:sz w:val="22"/>
         </w:rPr>
-        <w:t>(2024年8月16日(金)午後三時。第一議員会館、四〇二号室。笹原由紀、七期、六十八歳。無派閥の最古参。部屋に、古い国会写真が何枚も飾られている。写真の中の三列目の端に、若い日の真壁功が、写っている。遼の背後で、榊が足を止める。)</w:t>
+        <w:t>(2024年8月16日(金)午後三時。第一議員会館、四〇二号室。笹原由紀、七期、六十八歳。無派閥の最古参。部屋に古い国会写真が何枚も飾られている。写真の中の三列目の端に、若い日の真壁功が、写っている。遼の背後で榊が足を止める。)</w:t>
       </w:r>
     </w:p>
     <w:p>
@@ -2839,7 +2839,7 @@
           <w:i w:val="0"/>
           <w:sz w:val="22"/>
         </w:rPr>
-        <w:t>存じています。(写真を見る)父の、手帳に、ありました。</w:t>
+        <w:t>存じています。(写真を見る)父の手帳に、ありました。</w:t>
       </w:r>
     </w:p>
     <w:p>
@@ -2862,7 +2862,7 @@
           <w:i w:val="0"/>
           <w:sz w:val="22"/>
         </w:rPr>
-        <w:t>あの人は、嫌な人だった。(席を指す)頼まれる前に、答える人だったから。</w:t>
+        <w:t>あの人は嫌な人だった。(席を指す)頼まれる前に、答える人だったから。</w:t>
       </w:r>
     </w:p>
     <w:p>
@@ -2908,7 +2908,7 @@
           <w:i w:val="0"/>
           <w:sz w:val="22"/>
         </w:rPr>
-        <w:t>「これを、お願いできませんか」と、こちらが言い終わる前に、「お預かりします」と答える。(苦笑する)こちらは、まだ頼んでもいない。頼む前に、答えが出る。その答えを、受け取ったほうが、返さないといけない気がして、一年は、その人の顔を、まともに見られなかった。</w:t>
+        <w:t>「これをお願いできませんか」とこちらが言い終わる前に、「お預かりします」と答える。(苦笑する)こちらはまだ頼んでもいない。頼む前に答えが出る。その答えを、受け取ったほうが、返さないといけない気がして、一年はその人の顔を、まともに見られなかった。</w:t>
       </w:r>
     </w:p>
     <w:p>
@@ -2931,7 +2931,7 @@
           <w:i w:val="0"/>
           <w:sz w:val="22"/>
         </w:rPr>
-        <w:t>預かる、とは、受け取ることではなく、受け取ると答えること、だと、久我さんに聞きました。</w:t>
+        <w:t>預かる、とは受け取ることではなく、受け取ると答えること、だと久我さんに聞きました。</w:t>
       </w:r>
     </w:p>
     <w:p>
@@ -2964,7 +2964,7 @@
           <w:i w:val="0"/>
           <w:sz w:val="22"/>
         </w:rPr>
-        <w:t>久我さんが、そう言ったの。(間)あの人らしい。うまく言う。(机の引き出しから、小さな紙片を出す)署名の前に、一つだけ、私から。</w:t>
+        <w:t>久我さんがそう言ったの。(間)あの人らしい。うまく言う。(机の引き出しから、小さな紙片を出す)署名の前に、一つだけ、私から。</w:t>
       </w:r>
     </w:p>
     <w:p>
@@ -2979,7 +2979,7 @@
           <w:color w:val="555555"/>
           <w:sz w:val="22"/>
         </w:rPr>
-        <w:t>(笹原は、用紙の余白に、手書きで条文を一行、写す。)</w:t>
+        <w:t>(笹原は用紙の余白に手書きで条文を一行、写す。)</w:t>
       </w:r>
     </w:p>
     <w:p>
@@ -3002,7 +3002,7 @@
           <w:i w:val="0"/>
           <w:sz w:val="22"/>
         </w:rPr>
-        <w:t>憲法四十三条。(読む)「両議院は、全国民を代表する選挙された議員で、これを組織する」。(顔を上げる)私は、派閥の代表でも、後援会の代表でもない。四十年かけて、それを言い続けてきたつもり。(万年筆を取り、用紙の本欄に、署名する)頼まれたから書くのではないの。あなたの前の人たちが、頼まれる前に答えた。あなたは、頼んでから答えを待っている。(印を押す)順番が、逆。だから、書く。</w:t>
+        <w:t>憲法四十三条。(読む)「両議院は全国民を代表する選挙された議員で、これを組織する」。(顔を上げる)私は派閥の代表でも、後援会の代表でもない。四十年かけて、それを言い続けてきたつもり。(万年筆を取り、用紙の本欄に、署名する)頼まれたから書くのではないの。あなたの前の人たちが、頼まれる前に答えた。あなたは頼んでから答えを待っている。(印を押す)順番が逆。だから、書く。</w:t>
       </w:r>
     </w:p>
     <w:p>
@@ -3048,7 +3048,7 @@
           <w:i w:val="0"/>
           <w:sz w:val="22"/>
         </w:rPr>
-        <w:t>順番が、人の尊厳だと、私は思う。(印を離す)あなたの父上は、尊敬していた。嫌いだったけれど。(間)榊さん。</w:t>
+        <w:t>順番が人の尊厳だと、私は思う。(印を離す)あなたの父上は、尊敬していた。嫌いだったけれど。(間)榊さん。</w:t>
       </w:r>
     </w:p>
     <w:p>
@@ -3104,7 +3104,7 @@
           <w:i w:val="0"/>
           <w:sz w:val="22"/>
         </w:rPr>
-        <w:t>書記なら、あなたの手で、確かめなさい。</w:t>
+        <w:t>書記なら、あなたの手で確かめなさい。</w:t>
       </w:r>
     </w:p>
     <w:p>
@@ -3127,7 +3127,7 @@
           <w:i w:val="0"/>
           <w:sz w:val="22"/>
         </w:rPr>
-        <w:t>恐縮でございます。(用紙を受け取り、字と印を確かめる)自署、押印、日付、いずれも不備なし。八月十六日、十五時四十三分。笹原由紀議員。(声が一拍、低くなる)……確かに、お預かりいたしました。</w:t>
+        <w:t>恐縮でございます。(用紙を受け取り、字と印を確かめる)自署、押印、日付、いずれも不備なし。八月十六日、十五時四十三分。笹原由紀議員。(声が一拍、低くなる)……確かにお預かりいたしました。</w:t>
       </w:r>
     </w:p>
     <w:p>
@@ -3198,7 +3198,7 @@
           <w:i w:val="0"/>
           <w:sz w:val="22"/>
         </w:rPr>
-        <w:t>直さなくていい。あなたは、お預かりして、いいのよ。あの人の、書記だったのだから。</w:t>
+        <w:t>直さなくていい。あなたはお預かりして、いいのよ。あの人の、書記だったのだから。</w:t>
       </w:r>
     </w:p>
     <w:p>
@@ -3236,7 +3236,7 @@
           <w:i w:val="0"/>
           <w:sz w:val="22"/>
         </w:rPr>
-        <w:t>今日、四名で、累計十二名。あと、八。数えるのは、あたしと榊さん。あなたは、歩いて。</w:t>
+        <w:t>今日、四名で累計十二名。あと八。数えるのは、あたしと榊さん。あなたは歩いて。</w:t>
       </w:r>
     </w:p>
     <w:p>
@@ -3266,7 +3266,7 @@
           <w:color w:val="555555"/>
           <w:sz w:val="22"/>
         </w:rPr>
-        <w:t>(2024年8月19日(月)午後九時。七一五号室。壁の〇のうち、十五個が黒い。その上に、灯が赤いペンで二つ、斜線を入れている。机の上に、二枚の白い紙。榊は小机から動かず、紙をじっと見ている。)</w:t>
+        <w:t>(2024年8月19日(月)午後九時。七一五号室。壁の〇のうち、十五個が黒い。その上に灯が赤いペンで二つ、斜線を入れている。机の上に二枚の白い紙。榊は小机から動かず、紙をじっと見ている。)</w:t>
       </w:r>
     </w:p>
     <w:p>
@@ -3289,7 +3289,7 @@
           <w:i w:val="0"/>
           <w:sz w:val="22"/>
         </w:rPr>
-        <w:t>午後に、党本部の選挙管理委員会に、二通の「推薦撤回届」が出ました。規程九条二項、推薦人は、名簿の提出前に限り、自筆の書面で撤回できる。(紙の端を指す)二人とも、先週、署名してくださった方です。</w:t>
+        <w:t>午後に党本部の選挙管理委員会に、二通の「推薦撤回届」が出ました。規程九条二項、推薦人は名簿の提出前に限り、自筆の書面で撤回できる。(紙の端を指す)二人とも先週、署名してくださった方です。</w:t>
       </w:r>
     </w:p>
     <w:p>
@@ -3335,7 +3335,7 @@
           <w:i w:val="0"/>
           <w:sz w:val="22"/>
         </w:rPr>
-        <w:t>書いていません。ただ、一人は、先週金曜に、玄洋政策集団に入会しています。</w:t>
+        <w:t>書いていません。ただ、一人は先週金曜に玄洋政策集団に入会しています。</w:t>
       </w:r>
     </w:p>
     <w:p>
@@ -3381,7 +3381,7 @@
           <w:i w:val="0"/>
           <w:sz w:val="22"/>
         </w:rPr>
-        <w:t>入会の翌週に、撤回です。(間)連絡会の「申し合わせ」が、ここで、効いてきます。署名の前でなく、署名の後で。</w:t>
+        <w:t>入会の翌週に、撤回です。(間)連絡会の「申し合わせ」がここで効いてきます。署名の前でなく、署名の後で。</w:t>
       </w:r>
     </w:p>
     <w:p>
@@ -3404,7 +3404,7 @@
           <w:i w:val="0"/>
           <w:sz w:val="22"/>
         </w:rPr>
-        <w:t>二名の撤回を、書き取ります。(万年筆で帳簿の数字を二重線で消し、訂正の印を押す)累計十五名から、十三名。</w:t>
+        <w:t>二名の撤回を書き取ります。(万年筆で帳簿の数字を二重線で消し、訂正の印を押す)累計十五名から、十三名。</w:t>
       </w:r>
     </w:p>
     <w:p>
@@ -3498,7 +3498,7 @@
           <w:i w:val="0"/>
           <w:sz w:val="22"/>
         </w:rPr>
-        <w:t>今、聞いた。君の推薦人が、二人、取り下げたと。</w:t>
+        <w:t>今、聞いた。君の推薦人が二人、取り下げたと。</w:t>
       </w:r>
     </w:p>
     <w:p>
@@ -3544,7 +3544,7 @@
           <w:i w:val="0"/>
           <w:sz w:val="22"/>
         </w:rPr>
-        <w:t>僕の事務所の者が、動いた。(間)誰が、とは、まだ分からない。調べている。(声が低くなる)僕の名前で、取り下げをお願いした者が、いたのは、確かだ。申し訳ない。</w:t>
+        <w:t>僕の事務所の者が、動いた。(間)誰がとはまだ分からない。調べている。(声が低くなる)僕の名前で、取り下げをお願いした者が、いたのは確かだ。申し訳ない。</w:t>
       </w:r>
     </w:p>
     <w:p>
@@ -3590,7 +3590,7 @@
           <w:i w:val="0"/>
           <w:sz w:val="22"/>
         </w:rPr>
-        <w:t>いや、謝る。陣営の長は、僕だ。(間)ただ、取り消しを取り消せ、とは、言えない。君の側から、頼むべきでもない。</w:t>
+        <w:t>いや、謝る。陣営の長は僕だ。(間)ただ取り消しを取り消せ、とは言えない。君の側から、頼むべきでもない。</w:t>
       </w:r>
     </w:p>
     <w:p>
@@ -3613,7 +3613,7 @@
           <w:i w:val="0"/>
           <w:sz w:val="22"/>
         </w:rPr>
-        <w:t>頼みません。(間)あと、七人、探します。</w:t>
+        <w:t>頼みません。(間)あと七人、探します。</w:t>
       </w:r>
     </w:p>
     <w:p>
@@ -3697,7 +3697,7 @@
           <w:i w:val="0"/>
           <w:sz w:val="22"/>
         </w:rPr>
-        <w:t>孟子、滕文公下。「富貴も淫する能わず、貧賤も移す能わず、威武も屈する能わず。此れを之れ大丈夫と謂う」。(ペンを置く)撤回した二人を責める気はありません。威武の形は、様々ですから。ただ、これからの十七人には、威武が来る前に、署名が終わっている状態にしたい。</w:t>
+        <w:t>孟子、滕文公下。「富貴も淫する能わず、貧賤も移す能わず、威武も屈する能わず。此れを之れ大丈夫と謂う」。(ペンを置く)撤回した二人を責める気はありません。威武の形は様々ですから。ただこれからの十七人には、威武が来る前に、署名が終わっている状態にしたい。</w:t>
       </w:r>
     </w:p>
     <w:p>
@@ -3743,7 +3743,7 @@
           <w:i w:val="0"/>
           <w:sz w:val="22"/>
         </w:rPr>
-        <w:t>名簿の提出前なら、撤回できます。提出さえ、できれば、(言葉を探す)威武は、効かなくなる。</w:t>
+        <w:t>名簿の提出前なら、撤回できます。提出さえできれば、(言葉を探す)威武は効かなくなる。</w:t>
       </w:r>
     </w:p>
     <w:p>
@@ -3766,7 +3766,7 @@
           <w:i w:val="0"/>
           <w:sz w:val="22"/>
         </w:rPr>
-        <w:t>提出は、いつ。</w:t>
+        <w:t>提出はいつ。</w:t>
       </w:r>
     </w:p>
     <w:p>
@@ -3789,7 +3789,7 @@
           <w:i w:val="0"/>
           <w:sz w:val="22"/>
         </w:rPr>
-        <w:t>期限は、二十三日の十七時。でも、早く出すほど、威武が入る隙間は、狭くなります。</w:t>
+        <w:t>期限は二十三日の十七時。でも早く出すほど、威武が入る隙間は、狭くなります。</w:t>
       </w:r>
     </w:p>
     <w:p>
@@ -3827,7 +3827,7 @@
           <w:i w:val="0"/>
           <w:sz w:val="22"/>
         </w:rPr>
-        <w:t>累計、十七名でございます。樋口議員の日付の訂正は、十日に済んでおります。撤回された二名のうち、一名が、本日、再度署名に参りました。(用紙を持ち上げる)「前回は、軽率だった」と、お言葉がございました。</w:t>
+        <w:t>累計、十七名でございます。樋口議員の日付の訂正は、十日に済んでおります。撤回された二名のうち、一名が本日、再度署名に参りました。(用紙を持ち上げる)「前回は軽率だった」とお言葉がございました。</w:t>
       </w:r>
     </w:p>
     <w:p>
@@ -3896,7 +3896,7 @@
           <w:i w:val="0"/>
           <w:sz w:val="22"/>
         </w:rPr>
-        <w:t>残り三名。二十三日の、朝から、順番に訪ねます。リストには、まだ、八人残っています。</w:t>
+        <w:t>残り三名。二十三日の朝から、順番に訪ねます。リストにはまだ、八人残っています。</w:t>
       </w:r>
     </w:p>
     <w:p>
@@ -3942,7 +3942,7 @@
           <w:i w:val="0"/>
           <w:sz w:val="22"/>
         </w:rPr>
-        <w:t>はい。今日までの、署名の率より、高い確率になります。</w:t>
+        <w:t>はい。今日までの署名の率より、高い確率になります。</w:t>
       </w:r>
     </w:p>
     <w:p>
@@ -3975,7 +3975,7 @@
           <w:i w:val="0"/>
           <w:sz w:val="22"/>
         </w:rPr>
-        <w:t>久我さんの、秘書の瀬尾さんから。「先生は、一言だけ、と」。</w:t>
+        <w:t>久我さんの、秘書の瀬尾さんから。「先生は一言だけ、と」。</w:t>
       </w:r>
     </w:p>
     <w:p>
@@ -4124,7 +4124,7 @@
           <w:color w:val="555555"/>
           <w:sz w:val="22"/>
         </w:rPr>
-        <w:t>(三浦が受話器を置く。榊が、ようやく立ち上がる。小机から、遼の机に、帳簿を持ってきて開く。)</w:t>
+        <w:t>(三浦が受話器を置く。榊がようやく立ち上がる。小机から、遼の机に、帳簿を持ってきて開く。)</w:t>
       </w:r>
     </w:p>
     <w:p>
@@ -4193,7 +4193,7 @@
           <w:i w:val="0"/>
           <w:sz w:val="22"/>
         </w:rPr>
-        <w:t>明日は、私も、廊下までは、ご一緒いたします。(帳簿を閉じる)議員の方の部屋に入るのは、遼さんだけで結構です。ですが、廊下に、数える者がいたほうが、よろしいかと。</w:t>
+        <w:t>明日は私も廊下までは、ご一緒いたします。(帳簿を閉じる)議員の方の部屋に入るのは、遼さんだけで結構です。ですが廊下に数える者がいたほうが、よろしいかと。</w:t>
       </w:r>
     </w:p>
     <w:p>
@@ -4269,7 +4269,7 @@
           <w:color w:val="555555"/>
           <w:sz w:val="22"/>
         </w:rPr>
-        <w:t>(2024年8月23日(金)午前九時。告示日。国会議事堂の前に、報道陣の中継車が並んでいる。遼は、クリアファイルを抱えて、議員会館の廊下を歩く。後ろに榊。手首の時計は、九時四分。)</w:t>
+        <w:t>(2024年8月23日(金)午前九時。告示日。国会議事堂の前に、報道陣の中継車が並んでいる。遼はクリアファイルを抱えて、議員会館の廊下を歩く。後ろに榊。手首の時計は、九時四分。)</w:t>
       </w:r>
     </w:p>
     <w:p>
@@ -4353,7 +4353,7 @@
           <w:i w:val="0"/>
           <w:sz w:val="22"/>
         </w:rPr>
-        <w:t>今日の十七時までに、決めればいいんだろう。(時計を見る)昼に、もう一度、来てくれ。</w:t>
+        <w:t>今日の十七時までに、決めればいいんだろう。(時計を見る)昼にもう一度、来てくれ。</w:t>
       </w:r>
     </w:p>
     <w:p>
@@ -4376,7 +4376,7 @@
           <w:i w:val="0"/>
           <w:sz w:val="22"/>
         </w:rPr>
-        <w:t>十三時に、参ります。</w:t>
+        <w:t>十三時に参ります。</w:t>
       </w:r>
     </w:p>
     <w:p>
@@ -4414,7 +4414,7 @@
           <w:i w:val="0"/>
           <w:sz w:val="22"/>
         </w:rPr>
-        <w:t>十八人目、らしいな。(押印する)誰かが、一番目に書く、と言っていた。一番目に書く人間は、一番怖い。私は、十八番目だ。まだ、怖い。</w:t>
+        <w:t>十八人目らしいな。(押印する)誰かが一番目に書く、と言っていた。一番目に書く人間は、一番怖い。私は十八番目だ。まだ、怖い。</w:t>
       </w:r>
     </w:p>
     <w:p>
@@ -4490,7 +4490,7 @@
           <w:i w:val="0"/>
           <w:sz w:val="22"/>
         </w:rPr>
-        <w:t>十九名でございます。あと、一名。(時計を見る)残り、一時間四十分。</w:t>
+        <w:t>十九名でございます。あと一名。(時計を見る)残り、一時間四十分。</w:t>
       </w:r>
     </w:p>
     <w:p>
@@ -4513,7 +4513,7 @@
           <w:i w:val="0"/>
           <w:sz w:val="22"/>
         </w:rPr>
-        <w:t>リストに、まだ、二人。</w:t>
+        <w:t>リストにまだ、二人。</w:t>
       </w:r>
     </w:p>
     <w:p>
@@ -4536,7 +4536,7 @@
           <w:i w:val="0"/>
           <w:sz w:val="22"/>
         </w:rPr>
-        <w:t>一人は、本日、地元に戻って不在。もう一人は、(言い淀む)……玄洋の事務所に、入っていくのを、先ほど、見かけました。</w:t>
+        <w:t>一人は本日、地元に戻って不在。もう一人は(言い淀む)……玄洋の事務所に、入っていくのを先ほど、見かけました。</w:t>
       </w:r>
     </w:p>
     <w:p>
@@ -4582,7 +4582,7 @@
           <w:i w:val="0"/>
           <w:sz w:val="22"/>
         </w:rPr>
-        <w:t>はい。ですが、「見かけた」を、数える仕事も、私の仕事でございます。</w:t>
+        <w:t>はい。ですが「見かけた」を数える仕事も、私の仕事でございます。</w:t>
       </w:r>
     </w:p>
     <w:p>
@@ -4597,7 +4597,7 @@
           <w:color w:val="555555"/>
           <w:sz w:val="22"/>
         </w:rPr>
-        <w:t>(遼はファイルのポケットの、ほうじ茶の包みに指を触れる。歩き出す前に、立ち止まって、一度だけ息を吐く。)</w:t>
+        <w:t>(遼はファイルのポケットの、ほうじ茶の包みに指を触れる。歩き出す前に立ち止まって、一度だけ息を吐く。)</w:t>
       </w:r>
     </w:p>
     <w:p>
@@ -4706,7 +4706,7 @@
           <w:i w:val="0"/>
           <w:sz w:val="22"/>
         </w:rPr>
-        <w:t>三度目です。一度目は、八月九日。二度目は、十六日。(間)今日が、三度目です。</w:t>
+        <w:t>三度目です。一度目は八月九日。二度目は、十六日。(間)今日が三度目です。</w:t>
       </w:r>
     </w:p>
     <w:p>
@@ -4775,7 +4775,7 @@
           <w:i w:val="0"/>
           <w:sz w:val="22"/>
         </w:rPr>
-        <w:t>分かっている。(机の上の用紙を引き寄せ、自分の字で書き始める)私は、綾瀬の顧問だ。四十年、通った。通った場所の看板が、掛け替えられた。(万年筆を走らせる)顧問として書くのではない。個人として、書く。</w:t>
+        <w:t>分かっている。(机の上の用紙を引き寄せ、自分の字で書き始める)私は綾瀬の顧問だ。四十年、通った。通った場所の看板が、掛け替えられた。(万年筆を走らせる)顧問として書くのではない。個人として、書く。</w:t>
       </w:r>
     </w:p>
     <w:p>
@@ -4821,7 +4821,7 @@
           <w:i w:val="0"/>
           <w:sz w:val="22"/>
         </w:rPr>
-        <w:t>潮音会は、あなたの父上の会だ。(印を押す)父上は、四十年前、私に、最初に頼んだことがある。「大関さん、一人で来てください」と。そう言って、いつも、一人で会ってくれた。(用紙を遼に差し出す)あなたは、一人で来た。三度、一人で来た。(間)それが、全部だ。</w:t>
+        <w:t>潮音会はあなたの父上の会だ。(印を押す)父上は四十年前、私に最初に頼んだことがある。「大関さん、一人で来てください」と。そう言って、いつも一人で会ってくれた。(用紙を遼に差し出す)あなたは、一人で来た。三度、一人で来た。(間)それが全部だ。</w:t>
       </w:r>
     </w:p>
     <w:p>
@@ -4844,7 +4844,7 @@
           <w:i w:val="0"/>
           <w:sz w:val="22"/>
         </w:rPr>
-        <w:t>ありがとうございます。(用紙を受け取る。声が、震える)二十人目、です。</w:t>
+        <w:t>ありがとうございます。(用紙を受け取る。声が震える)二十人目、です。</w:t>
       </w:r>
     </w:p>
     <w:p>
@@ -4961,7 +4961,7 @@
           <w:i w:val="0"/>
           <w:sz w:val="22"/>
         </w:rPr>
-        <w:t>君は、功さんの、書記だった人か。</w:t>
+        <w:t>君は功さんの、書記だった人か。</w:t>
       </w:r>
     </w:p>
     <w:p>
@@ -5007,7 +5007,7 @@
           <w:i w:val="0"/>
           <w:sz w:val="22"/>
         </w:rPr>
-        <w:t>君が、今、遼君の書記を、しているのか。(間)……そうか。(窓のほうを向く)早く、行きなさい。</w:t>
+        <w:t>君が今、遼君の書記をしているのか。(間)……そうか。(窓のほうを向く)早く、行きなさい。</w:t>
       </w:r>
     </w:p>
     <w:p>
@@ -5022,7 +5022,7 @@
           <w:color w:val="555555"/>
           <w:sz w:val="22"/>
         </w:rPr>
-        <w:t>(遼と榊は一礼して、廊下に出る。三浦が、廊下の端で、紙の封筒とほうじ茶の入った保温ボトルを持って待っている。)</w:t>
+        <w:t>(遼と榊は一礼して、廊下に出る。三浦が廊下の端で、紙の封筒とほうじ茶の入った保温ボトルを持って待っている。)</w:t>
       </w:r>
     </w:p>
     <w:p>
@@ -5091,7 +5091,7 @@
           <w:i w:val="0"/>
           <w:sz w:val="22"/>
         </w:rPr>
-        <w:t>提出は、あたしと灯さんが、先に行って並んでます。あなたは、(ボトルを差し出す)これを一口。</w:t>
+        <w:t>提出はあたしと灯さんが、先に行って並んでます。あなたは、(ボトルを差し出す)これを一口。</w:t>
       </w:r>
     </w:p>
     <w:p>
@@ -5137,7 +5137,7 @@
           <w:i w:val="0"/>
           <w:sz w:val="22"/>
         </w:rPr>
-        <w:t>走る前に。(蓋を外す)ほうじ茶。煙は立たないけど、匂いは、同じだから。</w:t>
+        <w:t>走る前に。(蓋を外す)ほうじ茶。煙は立たないけど、匂いは同じだから。</w:t>
       </w:r>
     </w:p>
     <w:p>
@@ -5152,7 +5152,7 @@
           <w:color w:val="555555"/>
           <w:sz w:val="22"/>
         </w:rPr>
-        <w:t>(遼はボトルから一口飲む。ほうじ茶の香り。一息。榊が、横で、手帳に、書く。)</w:t>
+        <w:t>(遼はボトルから一口飲む。ほうじ茶の香り。一息。榊が横で手帳に、書く。)</w:t>
       </w:r>
     </w:p>
     <w:p>
@@ -5190,7 +5190,7 @@
           <w:color w:val="555555"/>
           <w:sz w:val="22"/>
         </w:rPr>
-        <w:t>(十六時三十八分。国民協和党本部、一階、選挙管理委員会の受付。長机の向こうに、職員が二人。灯と三浦が並んでいる。遼と榊が着く。職員が、名簿を一枚ずつ、確かめる。)</w:t>
+        <w:t>(十六時三十八分。国民協和党本部、一階、選挙管理委員会の受付。長机の向こうに職員が二人。灯と三浦が並んでいる。遼と榊が着く。職員が名簿を一枚ずつ、確かめる。)</w:t>
       </w:r>
     </w:p>
     <w:p>
@@ -5236,7 +5236,7 @@
           <w:i w:val="0"/>
           <w:sz w:val="22"/>
         </w:rPr>
-        <w:t>受理証を、頂けますか。</w:t>
+        <w:t>受理証を頂けますか。</w:t>
       </w:r>
     </w:p>
     <w:p>
@@ -5305,7 +5305,7 @@
           <w:i w:val="0"/>
           <w:sz w:val="22"/>
         </w:rPr>
-        <w:t>先ほど、倉前候補が一番、別の候補が二番で、提出されました。</w:t>
+        <w:t>先ほど倉前候補が一番、別の候補が二番で、提出されました。</w:t>
       </w:r>
     </w:p>
     <w:p>
@@ -5343,7 +5343,7 @@
           <w:i w:val="0"/>
           <w:sz w:val="22"/>
         </w:rPr>
-        <w:t>十七時まで、十八分、あった。</w:t>
+        <w:t>十七時まで十八分、あった。</w:t>
       </w:r>
     </w:p>
     <w:p>
@@ -5389,7 +5389,7 @@
           <w:i w:val="0"/>
           <w:sz w:val="22"/>
         </w:rPr>
-        <w:t>間に合った、のではございません。(受理証を見る)間に合うように、遼さんが、歩いたのでございます。</w:t>
+        <w:t>間に合った、のではございません。(受理証を見る)間に合うように、遼さんが歩いたのでございます。</w:t>
       </w:r>
     </w:p>
     <w:p>
@@ -5404,7 +5404,7 @@
           <w:color w:val="555555"/>
           <w:sz w:val="22"/>
         </w:rPr>
-        <w:t>(遼は受理証を受け取る。その手が、ようやく、少し震える。)</w:t>
+        <w:t>(遼は受理証を受け取る。その手がようやく、少し震える。)</w:t>
       </w:r>
     </w:p>
     <w:p>
@@ -5465,7 +5465,7 @@
           <w:color w:val="555555"/>
           <w:sz w:val="22"/>
         </w:rPr>
-        <w:t>(四人は、党本部の自動ドアを出る。外は、夕方の光。報道の中継車のライトが、まだ点いている。)</w:t>
+        <w:t>(四人は、党本部の自動ドアを出る。外は夕方の光。報道の中継車のライトが、まだ点いている。)</w:t>
       </w:r>
     </w:p>
     <w:p>
@@ -5549,7 +5549,7 @@
           <w:i w:val="0"/>
           <w:sz w:val="22"/>
         </w:rPr>
-        <w:t>«お預かりします» — 한국어 해설: "(제가) 맡아 두겠습니다". 5부 1화에서 법적으로는 '승낙'의 말이라고 풀었던 표현. 장면 7에서 서기 사카키가 笹原의 용지를 받고 무심코 이 말을 하고 「承りました、と申すべきでございました」로 고치는데, 笹原이 「直さなくていい。あなたは、お預かりして、いいのよ」라고 허락한다. 장면 9에서는 오제키의 용지를 받으며 다시 쓴다. 표준어, 격식체.</w:t>
+        <w:t>«お預かりします» — 한국어 해설: "(제가) 맡아 두겠습니다". 5부 1화에서 법적으로는 '승낙'의 말이라고 풀었던 표현. 장면 7에서 서기 사카키가 笹原의 용지를 받고 무심코 이 말을 하고 「承りました、と申すべきでございました」로 고치는데, 笹原이 「直さなくていい。あなたはお預かりして、いいのよ」라고 허락한다. 장면 9에서는 오제키의 용지를 받으며 다시 쓴다. 표준어, 격식체.</w:t>
       </w:r>
     </w:p>
     <w:p>
@@ -5577,7 +5577,7 @@
           <w:i w:val="0"/>
           <w:sz w:val="22"/>
         </w:rPr>
-        <w:t>«見かけた» — 한국어 해설: "(우연히) 보았다". 직접 확인한 것이 아니라 눈에 띄었을 뿐이라는 뉘앙스. 장면 9에서 사카키가 「見かけた、を、数える仕事も、私の仕事でございます」라고 쓴다. 표준어.</w:t>
+        <w:t>«見かけた» — 한국어 해설: "(우연히) 보았다". 직접 확인한 것이 아니라 눈에 띄었을 뿐이라는 뉘앙스. 장면 9에서 사카키가 「見かけた、を数える仕事も私の仕事でございます」라고 쓴다. 표준어.</w:t>
       </w:r>
     </w:p>
     <w:p>
